--- a/docs/03 Glossary.docx
+++ b/docs/03 Glossary.docx
@@ -1026,8 +1026,8 @@
     <w:tbl>
       <w:tblPr>
         <w:tblStyle w:val="a0"/>
-        <w:tblW w:w="8835" w:type="dxa"/>
-        <w:tblInd w:w="0" w:type="dxa"/>
+        <w:tblW w:w="9686" w:type="dxa"/>
+        <w:tblInd w:w="-105" w:type="dxa"/>
         <w:tblBorders>
           <w:top w:val="nil"/>
           <w:left w:val="nil"/>
@@ -1040,9 +1040,9 @@
         <w:tblLook w:val="0600" w:firstRow="0" w:lastRow="0" w:firstColumn="0" w:lastColumn="0" w:noHBand="1" w:noVBand="1"/>
       </w:tblPr>
       <w:tblGrid>
-        <w:gridCol w:w="1980"/>
-        <w:gridCol w:w="3685"/>
-        <w:gridCol w:w="3170"/>
+        <w:gridCol w:w="2127"/>
+        <w:gridCol w:w="3969"/>
+        <w:gridCol w:w="3590"/>
       </w:tblGrid>
       <w:tr>
         <w:trPr>
@@ -1051,7 +1051,7 @@
         </w:trPr>
         <w:tc>
           <w:tcPr>
-            <w:tcW w:w="1980" w:type="dxa"/>
+            <w:tcW w:w="2127" w:type="dxa"/>
             <w:tcBorders>
               <w:top w:val="single" w:sz="4" w:space="0" w:color="000000"/>
               <w:left w:val="single" w:sz="4" w:space="0" w:color="000000"/>
@@ -1080,7 +1080,7 @@
         </w:tc>
         <w:tc>
           <w:tcPr>
-            <w:tcW w:w="3685" w:type="dxa"/>
+            <w:tcW w:w="3969" w:type="dxa"/>
             <w:tcBorders>
               <w:top w:val="single" w:sz="4" w:space="0" w:color="000000"/>
               <w:left w:val="single" w:sz="4" w:space="0" w:color="000000"/>
@@ -1109,7 +1109,7 @@
         </w:tc>
         <w:tc>
           <w:tcPr>
-            <w:tcW w:w="3170" w:type="dxa"/>
+            <w:tcW w:w="3590" w:type="dxa"/>
             <w:tcBorders>
               <w:top w:val="single" w:sz="4" w:space="0" w:color="000000"/>
               <w:left w:val="single" w:sz="4" w:space="0" w:color="000000"/>
@@ -1143,21 +1143,28 @@
         </w:trPr>
         <w:tc>
           <w:tcPr>
-            <w:tcW w:w="1980" w:type="dxa"/>
-            <w:tcBorders>
-              <w:top w:val="single" w:sz="4" w:space="0" w:color="000000"/>
-              <w:left w:val="single" w:sz="4" w:space="0" w:color="000000"/>
-              <w:bottom w:val="single" w:sz="4" w:space="0" w:color="000000"/>
-              <w:right w:val="single" w:sz="4" w:space="0" w:color="000000"/>
-            </w:tcBorders>
-            <w:tcMar>
-              <w:top w:w="100" w:type="dxa"/>
-              <w:left w:w="100" w:type="dxa"/>
-              <w:bottom w:w="100" w:type="dxa"/>
-              <w:right w:w="100" w:type="dxa"/>
-            </w:tcMar>
-          </w:tcPr>
-          <w:p>
+            <w:tcW w:w="2127" w:type="dxa"/>
+            <w:tcBorders>
+              <w:top w:val="single" w:sz="4" w:space="0" w:color="000000"/>
+              <w:left w:val="single" w:sz="4" w:space="0" w:color="000000"/>
+              <w:bottom w:val="single" w:sz="4" w:space="0" w:color="000000"/>
+              <w:right w:val="single" w:sz="4" w:space="0" w:color="000000"/>
+            </w:tcBorders>
+            <w:tcMar>
+              <w:top w:w="100" w:type="dxa"/>
+              <w:left w:w="100" w:type="dxa"/>
+              <w:bottom w:w="100" w:type="dxa"/>
+              <w:right w:w="100" w:type="dxa"/>
+            </w:tcMar>
+          </w:tcPr>
+          <w:p>
+            <w:r>
+              <w:rPr>
+                <w:b/>
+                <w:bCs/>
+              </w:rPr>
+              <w:t xml:space="preserve">1. </w:t>
+            </w:r>
             <w:r>
               <w:t>API (Application Programming Interface)</w:t>
             </w:r>
@@ -1165,7 +1172,7 @@
         </w:tc>
         <w:tc>
           <w:tcPr>
-            <w:tcW w:w="3685" w:type="dxa"/>
+            <w:tcW w:w="3969" w:type="dxa"/>
             <w:tcBorders>
               <w:top w:val="single" w:sz="4" w:space="0" w:color="000000"/>
               <w:left w:val="single" w:sz="4" w:space="0" w:color="000000"/>
@@ -1187,7 +1194,7 @@
         </w:tc>
         <w:tc>
           <w:tcPr>
-            <w:tcW w:w="3170" w:type="dxa"/>
+            <w:tcW w:w="3590" w:type="dxa"/>
             <w:tcBorders>
               <w:top w:val="single" w:sz="4" w:space="0" w:color="000000"/>
               <w:left w:val="single" w:sz="4" w:space="0" w:color="000000"/>
@@ -1210,21 +1217,31 @@
         </w:trPr>
         <w:tc>
           <w:tcPr>
-            <w:tcW w:w="1980" w:type="dxa"/>
-            <w:tcBorders>
-              <w:top w:val="single" w:sz="4" w:space="0" w:color="000000"/>
-              <w:left w:val="single" w:sz="4" w:space="0" w:color="000000"/>
-              <w:bottom w:val="single" w:sz="4" w:space="0" w:color="000000"/>
-              <w:right w:val="single" w:sz="4" w:space="0" w:color="000000"/>
-            </w:tcBorders>
-            <w:tcMar>
-              <w:top w:w="100" w:type="dxa"/>
-              <w:left w:w="100" w:type="dxa"/>
-              <w:bottom w:w="100" w:type="dxa"/>
-              <w:right w:w="100" w:type="dxa"/>
-            </w:tcMar>
-          </w:tcPr>
-          <w:p>
+            <w:tcW w:w="2127" w:type="dxa"/>
+            <w:tcBorders>
+              <w:top w:val="single" w:sz="4" w:space="0" w:color="000000"/>
+              <w:left w:val="single" w:sz="4" w:space="0" w:color="000000"/>
+              <w:bottom w:val="single" w:sz="4" w:space="0" w:color="000000"/>
+              <w:right w:val="single" w:sz="4" w:space="0" w:color="000000"/>
+            </w:tcBorders>
+            <w:tcMar>
+              <w:top w:w="100" w:type="dxa"/>
+              <w:left w:w="100" w:type="dxa"/>
+              <w:bottom w:w="100" w:type="dxa"/>
+              <w:right w:w="100" w:type="dxa"/>
+            </w:tcMar>
+          </w:tcPr>
+          <w:p>
+            <w:r>
+              <w:rPr>
+                <w:b/>
+                <w:bCs/>
+              </w:rPr>
+              <w:t>2.</w:t>
+            </w:r>
+            <w:r>
+              <w:t xml:space="preserve"> </w:t>
+            </w:r>
             <w:r>
               <w:t>ASP.NET Core</w:t>
             </w:r>
@@ -1232,7 +1249,7 @@
         </w:tc>
         <w:tc>
           <w:tcPr>
-            <w:tcW w:w="3685" w:type="dxa"/>
+            <w:tcW w:w="3969" w:type="dxa"/>
             <w:tcBorders>
               <w:top w:val="single" w:sz="4" w:space="0" w:color="000000"/>
               <w:left w:val="single" w:sz="4" w:space="0" w:color="000000"/>
@@ -1254,7 +1271,7 @@
         </w:tc>
         <w:tc>
           <w:tcPr>
-            <w:tcW w:w="3170" w:type="dxa"/>
+            <w:tcW w:w="3590" w:type="dxa"/>
             <w:tcBorders>
               <w:top w:val="single" w:sz="4" w:space="0" w:color="000000"/>
               <w:left w:val="single" w:sz="4" w:space="0" w:color="000000"/>
@@ -1281,21 +1298,31 @@
         </w:trPr>
         <w:tc>
           <w:tcPr>
-            <w:tcW w:w="1980" w:type="dxa"/>
-            <w:tcBorders>
-              <w:top w:val="single" w:sz="4" w:space="0" w:color="000000"/>
-              <w:left w:val="single" w:sz="4" w:space="0" w:color="000000"/>
-              <w:bottom w:val="single" w:sz="4" w:space="0" w:color="000000"/>
-              <w:right w:val="single" w:sz="4" w:space="0" w:color="000000"/>
-            </w:tcBorders>
-            <w:tcMar>
-              <w:top w:w="100" w:type="dxa"/>
-              <w:left w:w="100" w:type="dxa"/>
-              <w:bottom w:w="100" w:type="dxa"/>
-              <w:right w:w="100" w:type="dxa"/>
-            </w:tcMar>
-          </w:tcPr>
-          <w:p>
+            <w:tcW w:w="2127" w:type="dxa"/>
+            <w:tcBorders>
+              <w:top w:val="single" w:sz="4" w:space="0" w:color="000000"/>
+              <w:left w:val="single" w:sz="4" w:space="0" w:color="000000"/>
+              <w:bottom w:val="single" w:sz="4" w:space="0" w:color="000000"/>
+              <w:right w:val="single" w:sz="4" w:space="0" w:color="000000"/>
+            </w:tcBorders>
+            <w:tcMar>
+              <w:top w:w="100" w:type="dxa"/>
+              <w:left w:w="100" w:type="dxa"/>
+              <w:bottom w:w="100" w:type="dxa"/>
+              <w:right w:w="100" w:type="dxa"/>
+            </w:tcMar>
+          </w:tcPr>
+          <w:p>
+            <w:r>
+              <w:rPr>
+                <w:b/>
+                <w:bCs/>
+              </w:rPr>
+              <w:t>3.</w:t>
+            </w:r>
+            <w:r>
+              <w:t xml:space="preserve"> </w:t>
+            </w:r>
             <w:r>
               <w:t>Centralized Database</w:t>
             </w:r>
@@ -1303,7 +1330,7 @@
         </w:tc>
         <w:tc>
           <w:tcPr>
-            <w:tcW w:w="3685" w:type="dxa"/>
+            <w:tcW w:w="3969" w:type="dxa"/>
             <w:tcBorders>
               <w:top w:val="single" w:sz="4" w:space="0" w:color="000000"/>
               <w:left w:val="single" w:sz="4" w:space="0" w:color="000000"/>
@@ -1325,7 +1352,7 @@
         </w:tc>
         <w:tc>
           <w:tcPr>
-            <w:tcW w:w="3170" w:type="dxa"/>
+            <w:tcW w:w="3590" w:type="dxa"/>
             <w:tcBorders>
               <w:top w:val="single" w:sz="4" w:space="0" w:color="000000"/>
               <w:left w:val="single" w:sz="4" w:space="0" w:color="000000"/>
@@ -1352,21 +1379,31 @@
         </w:trPr>
         <w:tc>
           <w:tcPr>
-            <w:tcW w:w="1980" w:type="dxa"/>
-            <w:tcBorders>
-              <w:top w:val="single" w:sz="4" w:space="0" w:color="000000"/>
-              <w:left w:val="single" w:sz="4" w:space="0" w:color="000000"/>
-              <w:bottom w:val="single" w:sz="4" w:space="0" w:color="000000"/>
-              <w:right w:val="single" w:sz="4" w:space="0" w:color="000000"/>
-            </w:tcBorders>
-            <w:tcMar>
-              <w:top w:w="100" w:type="dxa"/>
-              <w:left w:w="100" w:type="dxa"/>
-              <w:bottom w:w="100" w:type="dxa"/>
-              <w:right w:w="100" w:type="dxa"/>
-            </w:tcMar>
-          </w:tcPr>
-          <w:p>
+            <w:tcW w:w="2127" w:type="dxa"/>
+            <w:tcBorders>
+              <w:top w:val="single" w:sz="4" w:space="0" w:color="000000"/>
+              <w:left w:val="single" w:sz="4" w:space="0" w:color="000000"/>
+              <w:bottom w:val="single" w:sz="4" w:space="0" w:color="000000"/>
+              <w:right w:val="single" w:sz="4" w:space="0" w:color="000000"/>
+            </w:tcBorders>
+            <w:tcMar>
+              <w:top w:w="100" w:type="dxa"/>
+              <w:left w:w="100" w:type="dxa"/>
+              <w:bottom w:w="100" w:type="dxa"/>
+              <w:right w:w="100" w:type="dxa"/>
+            </w:tcMar>
+          </w:tcPr>
+          <w:p>
+            <w:r>
+              <w:rPr>
+                <w:b/>
+                <w:bCs/>
+              </w:rPr>
+              <w:t>4.</w:t>
+            </w:r>
+            <w:r>
+              <w:t xml:space="preserve"> </w:t>
+            </w:r>
             <w:r>
               <w:t>Client</w:t>
             </w:r>
@@ -1374,7 +1411,7 @@
         </w:tc>
         <w:tc>
           <w:tcPr>
-            <w:tcW w:w="3685" w:type="dxa"/>
+            <w:tcW w:w="3969" w:type="dxa"/>
             <w:tcBorders>
               <w:top w:val="single" w:sz="4" w:space="0" w:color="000000"/>
               <w:left w:val="single" w:sz="4" w:space="0" w:color="000000"/>
@@ -1396,7 +1433,7 @@
         </w:tc>
         <w:tc>
           <w:tcPr>
-            <w:tcW w:w="3170" w:type="dxa"/>
+            <w:tcW w:w="3590" w:type="dxa"/>
             <w:tcBorders>
               <w:top w:val="single" w:sz="4" w:space="0" w:color="000000"/>
               <w:left w:val="single" w:sz="4" w:space="0" w:color="000000"/>
@@ -1419,21 +1456,31 @@
         </w:trPr>
         <w:tc>
           <w:tcPr>
-            <w:tcW w:w="1980" w:type="dxa"/>
-            <w:tcBorders>
-              <w:top w:val="single" w:sz="4" w:space="0" w:color="000000"/>
-              <w:left w:val="single" w:sz="4" w:space="0" w:color="000000"/>
-              <w:bottom w:val="single" w:sz="4" w:space="0" w:color="000000"/>
-              <w:right w:val="single" w:sz="4" w:space="0" w:color="000000"/>
-            </w:tcBorders>
-            <w:tcMar>
-              <w:top w:w="100" w:type="dxa"/>
-              <w:left w:w="100" w:type="dxa"/>
-              <w:bottom w:w="100" w:type="dxa"/>
-              <w:right w:w="100" w:type="dxa"/>
-            </w:tcMar>
-          </w:tcPr>
-          <w:p>
+            <w:tcW w:w="2127" w:type="dxa"/>
+            <w:tcBorders>
+              <w:top w:val="single" w:sz="4" w:space="0" w:color="000000"/>
+              <w:left w:val="single" w:sz="4" w:space="0" w:color="000000"/>
+              <w:bottom w:val="single" w:sz="4" w:space="0" w:color="000000"/>
+              <w:right w:val="single" w:sz="4" w:space="0" w:color="000000"/>
+            </w:tcBorders>
+            <w:tcMar>
+              <w:top w:w="100" w:type="dxa"/>
+              <w:left w:w="100" w:type="dxa"/>
+              <w:bottom w:w="100" w:type="dxa"/>
+              <w:right w:w="100" w:type="dxa"/>
+            </w:tcMar>
+          </w:tcPr>
+          <w:p>
+            <w:r>
+              <w:rPr>
+                <w:b/>
+                <w:bCs/>
+              </w:rPr>
+              <w:t>5.</w:t>
+            </w:r>
+            <w:r>
+              <w:t xml:space="preserve"> </w:t>
+            </w:r>
             <w:r>
               <w:t>Command</w:t>
             </w:r>
@@ -1441,7 +1488,7 @@
         </w:tc>
         <w:tc>
           <w:tcPr>
-            <w:tcW w:w="3685" w:type="dxa"/>
+            <w:tcW w:w="3969" w:type="dxa"/>
             <w:tcBorders>
               <w:top w:val="single" w:sz="4" w:space="0" w:color="000000"/>
               <w:left w:val="single" w:sz="4" w:space="0" w:color="000000"/>
@@ -1463,7 +1510,7 @@
         </w:tc>
         <w:tc>
           <w:tcPr>
-            <w:tcW w:w="3170" w:type="dxa"/>
+            <w:tcW w:w="3590" w:type="dxa"/>
             <w:tcBorders>
               <w:top w:val="single" w:sz="4" w:space="0" w:color="000000"/>
               <w:left w:val="single" w:sz="4" w:space="0" w:color="000000"/>
@@ -1520,21 +1567,31 @@
         </w:trPr>
         <w:tc>
           <w:tcPr>
-            <w:tcW w:w="1980" w:type="dxa"/>
-            <w:tcBorders>
-              <w:top w:val="single" w:sz="4" w:space="0" w:color="000000"/>
-              <w:left w:val="single" w:sz="4" w:space="0" w:color="000000"/>
-              <w:bottom w:val="single" w:sz="4" w:space="0" w:color="000000"/>
-              <w:right w:val="single" w:sz="4" w:space="0" w:color="000000"/>
-            </w:tcBorders>
-            <w:tcMar>
-              <w:top w:w="100" w:type="dxa"/>
-              <w:left w:w="100" w:type="dxa"/>
-              <w:bottom w:w="100" w:type="dxa"/>
-              <w:right w:w="100" w:type="dxa"/>
-            </w:tcMar>
-          </w:tcPr>
-          <w:p>
+            <w:tcW w:w="2127" w:type="dxa"/>
+            <w:tcBorders>
+              <w:top w:val="single" w:sz="4" w:space="0" w:color="000000"/>
+              <w:left w:val="single" w:sz="4" w:space="0" w:color="000000"/>
+              <w:bottom w:val="single" w:sz="4" w:space="0" w:color="000000"/>
+              <w:right w:val="single" w:sz="4" w:space="0" w:color="000000"/>
+            </w:tcBorders>
+            <w:tcMar>
+              <w:top w:w="100" w:type="dxa"/>
+              <w:left w:w="100" w:type="dxa"/>
+              <w:bottom w:w="100" w:type="dxa"/>
+              <w:right w:w="100" w:type="dxa"/>
+            </w:tcMar>
+          </w:tcPr>
+          <w:p>
+            <w:r>
+              <w:rPr>
+                <w:b/>
+                <w:bCs/>
+              </w:rPr>
+              <w:t>6.</w:t>
+            </w:r>
+            <w:r>
+              <w:t xml:space="preserve"> </w:t>
+            </w:r>
             <w:r>
               <w:t>End User</w:t>
             </w:r>
@@ -1542,7 +1599,7 @@
         </w:tc>
         <w:tc>
           <w:tcPr>
-            <w:tcW w:w="3685" w:type="dxa"/>
+            <w:tcW w:w="3969" w:type="dxa"/>
             <w:tcBorders>
               <w:top w:val="single" w:sz="4" w:space="0" w:color="000000"/>
               <w:left w:val="single" w:sz="4" w:space="0" w:color="000000"/>
@@ -1564,7 +1621,7 @@
         </w:tc>
         <w:tc>
           <w:tcPr>
-            <w:tcW w:w="3170" w:type="dxa"/>
+            <w:tcW w:w="3590" w:type="dxa"/>
             <w:tcBorders>
               <w:top w:val="single" w:sz="4" w:space="0" w:color="000000"/>
               <w:left w:val="single" w:sz="4" w:space="0" w:color="000000"/>
@@ -1591,21 +1648,31 @@
         </w:trPr>
         <w:tc>
           <w:tcPr>
-            <w:tcW w:w="1980" w:type="dxa"/>
-            <w:tcBorders>
-              <w:top w:val="single" w:sz="4" w:space="0" w:color="000000"/>
-              <w:left w:val="single" w:sz="4" w:space="0" w:color="000000"/>
-              <w:bottom w:val="single" w:sz="4" w:space="0" w:color="000000"/>
-              <w:right w:val="single" w:sz="4" w:space="0" w:color="000000"/>
-            </w:tcBorders>
-            <w:tcMar>
-              <w:top w:w="100" w:type="dxa"/>
-              <w:left w:w="100" w:type="dxa"/>
-              <w:bottom w:w="100" w:type="dxa"/>
-              <w:right w:w="100" w:type="dxa"/>
-            </w:tcMar>
-          </w:tcPr>
-          <w:p>
+            <w:tcW w:w="2127" w:type="dxa"/>
+            <w:tcBorders>
+              <w:top w:val="single" w:sz="4" w:space="0" w:color="000000"/>
+              <w:left w:val="single" w:sz="4" w:space="0" w:color="000000"/>
+              <w:bottom w:val="single" w:sz="4" w:space="0" w:color="000000"/>
+              <w:right w:val="single" w:sz="4" w:space="0" w:color="000000"/>
+            </w:tcBorders>
+            <w:tcMar>
+              <w:top w:w="100" w:type="dxa"/>
+              <w:left w:w="100" w:type="dxa"/>
+              <w:bottom w:w="100" w:type="dxa"/>
+              <w:right w:w="100" w:type="dxa"/>
+            </w:tcMar>
+          </w:tcPr>
+          <w:p>
+            <w:r>
+              <w:rPr>
+                <w:b/>
+                <w:bCs/>
+              </w:rPr>
+              <w:t>7.</w:t>
+            </w:r>
+            <w:r>
+              <w:t xml:space="preserve"> </w:t>
+            </w:r>
             <w:r>
               <w:t>JSON (JavaScript Object Notation)</w:t>
             </w:r>
@@ -1613,7 +1680,7 @@
         </w:tc>
         <w:tc>
           <w:tcPr>
-            <w:tcW w:w="3685" w:type="dxa"/>
+            <w:tcW w:w="3969" w:type="dxa"/>
             <w:tcBorders>
               <w:top w:val="single" w:sz="4" w:space="0" w:color="000000"/>
               <w:left w:val="single" w:sz="4" w:space="0" w:color="000000"/>
@@ -1635,7 +1702,7 @@
         </w:tc>
         <w:tc>
           <w:tcPr>
-            <w:tcW w:w="3170" w:type="dxa"/>
+            <w:tcW w:w="3590" w:type="dxa"/>
             <w:tcBorders>
               <w:top w:val="single" w:sz="4" w:space="0" w:color="000000"/>
               <w:left w:val="single" w:sz="4" w:space="0" w:color="000000"/>
@@ -1658,52 +1725,65 @@
         </w:trPr>
         <w:tc>
           <w:tcPr>
-            <w:tcW w:w="1980" w:type="dxa"/>
-            <w:tcBorders>
-              <w:top w:val="single" w:sz="4" w:space="0" w:color="000000"/>
-              <w:left w:val="single" w:sz="4" w:space="0" w:color="000000"/>
-              <w:bottom w:val="single" w:sz="4" w:space="0" w:color="000000"/>
-              <w:right w:val="single" w:sz="4" w:space="0" w:color="000000"/>
-            </w:tcBorders>
-            <w:tcMar>
-              <w:top w:w="100" w:type="dxa"/>
-              <w:left w:w="100" w:type="dxa"/>
-              <w:bottom w:w="100" w:type="dxa"/>
-              <w:right w:w="100" w:type="dxa"/>
-            </w:tcMar>
-          </w:tcPr>
-          <w:p>
+            <w:tcW w:w="2127" w:type="dxa"/>
+            <w:tcBorders>
+              <w:top w:val="single" w:sz="4" w:space="0" w:color="000000"/>
+              <w:left w:val="single" w:sz="4" w:space="0" w:color="000000"/>
+              <w:bottom w:val="single" w:sz="4" w:space="0" w:color="000000"/>
+              <w:right w:val="single" w:sz="4" w:space="0" w:color="000000"/>
+            </w:tcBorders>
+            <w:tcMar>
+              <w:top w:w="100" w:type="dxa"/>
+              <w:left w:w="100" w:type="dxa"/>
+              <w:bottom w:w="100" w:type="dxa"/>
+              <w:right w:w="100" w:type="dxa"/>
+            </w:tcMar>
+          </w:tcPr>
+          <w:p>
+            <w:r>
+              <w:rPr>
+                <w:b/>
+                <w:bCs/>
+              </w:rPr>
+              <w:t>8.</w:t>
+            </w:r>
+            <w:r>
+              <w:t xml:space="preserve"> </w:t>
+            </w:r>
+            <w:r>
+              <w:t>Persistence</w:t>
+            </w:r>
+          </w:p>
+        </w:tc>
+        <w:tc>
+          <w:tcPr>
+            <w:tcW w:w="3969" w:type="dxa"/>
+            <w:tcBorders>
+              <w:top w:val="single" w:sz="4" w:space="0" w:color="000000"/>
+              <w:left w:val="single" w:sz="4" w:space="0" w:color="000000"/>
+              <w:bottom w:val="single" w:sz="4" w:space="0" w:color="000000"/>
+              <w:right w:val="single" w:sz="4" w:space="0" w:color="000000"/>
+            </w:tcBorders>
+            <w:tcMar>
+              <w:top w:w="100" w:type="dxa"/>
+              <w:left w:w="100" w:type="dxa"/>
+              <w:bottom w:w="100" w:type="dxa"/>
+              <w:right w:w="100" w:type="dxa"/>
+            </w:tcMar>
+          </w:tcPr>
+          <w:p>
+            <w:r>
+              <w:t xml:space="preserve">The characteristic of data that outlives the process that created it, achieved in </w:t>
+            </w:r>
             <w:r>
               <w:lastRenderedPageBreak/>
-              <w:t>Persistence</w:t>
-            </w:r>
-          </w:p>
-        </w:tc>
-        <w:tc>
-          <w:tcPr>
-            <w:tcW w:w="3685" w:type="dxa"/>
-            <w:tcBorders>
-              <w:top w:val="single" w:sz="4" w:space="0" w:color="000000"/>
-              <w:left w:val="single" w:sz="4" w:space="0" w:color="000000"/>
-              <w:bottom w:val="single" w:sz="4" w:space="0" w:color="000000"/>
-              <w:right w:val="single" w:sz="4" w:space="0" w:color="000000"/>
-            </w:tcBorders>
-            <w:tcMar>
-              <w:top w:w="100" w:type="dxa"/>
-              <w:left w:w="100" w:type="dxa"/>
-              <w:bottom w:w="100" w:type="dxa"/>
-              <w:right w:w="100" w:type="dxa"/>
-            </w:tcMar>
-          </w:tcPr>
-          <w:p>
-            <w:r>
-              <w:t>The characteristic of data that outlives the process that created it, achieved in this system by storing messages and profiles in a database.</w:t>
-            </w:r>
-          </w:p>
-        </w:tc>
-        <w:tc>
-          <w:tcPr>
-            <w:tcW w:w="3170" w:type="dxa"/>
+              <w:t>this system by storing messages and profiles in a database.</w:t>
+            </w:r>
+          </w:p>
+        </w:tc>
+        <w:tc>
+          <w:tcPr>
+            <w:tcW w:w="3590" w:type="dxa"/>
             <w:tcBorders>
               <w:top w:val="single" w:sz="4" w:space="0" w:color="000000"/>
               <w:left w:val="single" w:sz="4" w:space="0" w:color="000000"/>
@@ -1726,21 +1806,31 @@
         </w:trPr>
         <w:tc>
           <w:tcPr>
-            <w:tcW w:w="1980" w:type="dxa"/>
-            <w:tcBorders>
-              <w:top w:val="single" w:sz="4" w:space="0" w:color="000000"/>
-              <w:left w:val="single" w:sz="4" w:space="0" w:color="000000"/>
-              <w:bottom w:val="single" w:sz="4" w:space="0" w:color="000000"/>
-              <w:right w:val="single" w:sz="4" w:space="0" w:color="000000"/>
-            </w:tcBorders>
-            <w:tcMar>
-              <w:top w:w="100" w:type="dxa"/>
-              <w:left w:w="100" w:type="dxa"/>
-              <w:bottom w:w="100" w:type="dxa"/>
-              <w:right w:w="100" w:type="dxa"/>
-            </w:tcMar>
-          </w:tcPr>
-          <w:p>
+            <w:tcW w:w="2127" w:type="dxa"/>
+            <w:tcBorders>
+              <w:top w:val="single" w:sz="4" w:space="0" w:color="000000"/>
+              <w:left w:val="single" w:sz="4" w:space="0" w:color="000000"/>
+              <w:bottom w:val="single" w:sz="4" w:space="0" w:color="000000"/>
+              <w:right w:val="single" w:sz="4" w:space="0" w:color="000000"/>
+            </w:tcBorders>
+            <w:tcMar>
+              <w:top w:w="100" w:type="dxa"/>
+              <w:left w:w="100" w:type="dxa"/>
+              <w:bottom w:w="100" w:type="dxa"/>
+              <w:right w:w="100" w:type="dxa"/>
+            </w:tcMar>
+          </w:tcPr>
+          <w:p>
+            <w:r>
+              <w:rPr>
+                <w:b/>
+                <w:bCs/>
+              </w:rPr>
+              <w:t>9.</w:t>
+            </w:r>
+            <w:r>
+              <w:t xml:space="preserve"> </w:t>
+            </w:r>
             <w:r>
               <w:t>REST (Representational State Transfer)</w:t>
             </w:r>
@@ -1748,7 +1838,7 @@
         </w:tc>
         <w:tc>
           <w:tcPr>
-            <w:tcW w:w="3685" w:type="dxa"/>
+            <w:tcW w:w="3969" w:type="dxa"/>
             <w:tcBorders>
               <w:top w:val="single" w:sz="4" w:space="0" w:color="000000"/>
               <w:left w:val="single" w:sz="4" w:space="0" w:color="000000"/>
@@ -1770,7 +1860,7 @@
         </w:tc>
         <w:tc>
           <w:tcPr>
-            <w:tcW w:w="3170" w:type="dxa"/>
+            <w:tcW w:w="3590" w:type="dxa"/>
             <w:tcBorders>
               <w:top w:val="single" w:sz="4" w:space="0" w:color="000000"/>
               <w:left w:val="single" w:sz="4" w:space="0" w:color="000000"/>
@@ -1793,21 +1883,31 @@
         </w:trPr>
         <w:tc>
           <w:tcPr>
-            <w:tcW w:w="1980" w:type="dxa"/>
-            <w:tcBorders>
-              <w:top w:val="single" w:sz="4" w:space="0" w:color="000000"/>
-              <w:left w:val="single" w:sz="4" w:space="0" w:color="000000"/>
-              <w:bottom w:val="single" w:sz="4" w:space="0" w:color="000000"/>
-              <w:right w:val="single" w:sz="4" w:space="0" w:color="000000"/>
-            </w:tcBorders>
-            <w:tcMar>
-              <w:top w:w="100" w:type="dxa"/>
-              <w:left w:w="100" w:type="dxa"/>
-              <w:bottom w:w="100" w:type="dxa"/>
-              <w:right w:w="100" w:type="dxa"/>
-            </w:tcMar>
-          </w:tcPr>
-          <w:p>
+            <w:tcW w:w="2127" w:type="dxa"/>
+            <w:tcBorders>
+              <w:top w:val="single" w:sz="4" w:space="0" w:color="000000"/>
+              <w:left w:val="single" w:sz="4" w:space="0" w:color="000000"/>
+              <w:bottom w:val="single" w:sz="4" w:space="0" w:color="000000"/>
+              <w:right w:val="single" w:sz="4" w:space="0" w:color="000000"/>
+            </w:tcBorders>
+            <w:tcMar>
+              <w:top w:w="100" w:type="dxa"/>
+              <w:left w:w="100" w:type="dxa"/>
+              <w:bottom w:w="100" w:type="dxa"/>
+              <w:right w:w="100" w:type="dxa"/>
+            </w:tcMar>
+          </w:tcPr>
+          <w:p>
+            <w:r>
+              <w:rPr>
+                <w:b/>
+                <w:bCs/>
+              </w:rPr>
+              <w:t>10.</w:t>
+            </w:r>
+            <w:r>
+              <w:t xml:space="preserve"> </w:t>
+            </w:r>
             <w:r>
               <w:t>Rule-Based Logic</w:t>
             </w:r>
@@ -1815,7 +1915,7 @@
         </w:tc>
         <w:tc>
           <w:tcPr>
-            <w:tcW w:w="3685" w:type="dxa"/>
+            <w:tcW w:w="3969" w:type="dxa"/>
             <w:tcBorders>
               <w:top w:val="single" w:sz="4" w:space="0" w:color="000000"/>
               <w:left w:val="single" w:sz="4" w:space="0" w:color="000000"/>
@@ -1837,7 +1937,7 @@
         </w:tc>
         <w:tc>
           <w:tcPr>
-            <w:tcW w:w="3170" w:type="dxa"/>
+            <w:tcW w:w="3590" w:type="dxa"/>
             <w:tcBorders>
               <w:top w:val="single" w:sz="4" w:space="0" w:color="000000"/>
               <w:left w:val="single" w:sz="4" w:space="0" w:color="000000"/>
@@ -1860,21 +1960,31 @@
         </w:trPr>
         <w:tc>
           <w:tcPr>
-            <w:tcW w:w="1980" w:type="dxa"/>
-            <w:tcBorders>
-              <w:top w:val="single" w:sz="4" w:space="0" w:color="000000"/>
-              <w:left w:val="single" w:sz="4" w:space="0" w:color="000000"/>
-              <w:bottom w:val="single" w:sz="4" w:space="0" w:color="000000"/>
-              <w:right w:val="single" w:sz="4" w:space="0" w:color="000000"/>
-            </w:tcBorders>
-            <w:tcMar>
-              <w:top w:w="100" w:type="dxa"/>
-              <w:left w:w="100" w:type="dxa"/>
-              <w:bottom w:w="100" w:type="dxa"/>
-              <w:right w:w="100" w:type="dxa"/>
-            </w:tcMar>
-          </w:tcPr>
-          <w:p>
+            <w:tcW w:w="2127" w:type="dxa"/>
+            <w:tcBorders>
+              <w:top w:val="single" w:sz="4" w:space="0" w:color="000000"/>
+              <w:left w:val="single" w:sz="4" w:space="0" w:color="000000"/>
+              <w:bottom w:val="single" w:sz="4" w:space="0" w:color="000000"/>
+              <w:right w:val="single" w:sz="4" w:space="0" w:color="000000"/>
+            </w:tcBorders>
+            <w:tcMar>
+              <w:top w:w="100" w:type="dxa"/>
+              <w:left w:w="100" w:type="dxa"/>
+              <w:bottom w:w="100" w:type="dxa"/>
+              <w:right w:w="100" w:type="dxa"/>
+            </w:tcMar>
+          </w:tcPr>
+          <w:p>
+            <w:r>
+              <w:rPr>
+                <w:b/>
+                <w:bCs/>
+              </w:rPr>
+              <w:t>11.</w:t>
+            </w:r>
+            <w:r>
+              <w:t xml:space="preserve"> </w:t>
+            </w:r>
             <w:r>
               <w:t>Server</w:t>
             </w:r>
@@ -1882,7 +1992,7 @@
         </w:tc>
         <w:tc>
           <w:tcPr>
-            <w:tcW w:w="3685" w:type="dxa"/>
+            <w:tcW w:w="3969" w:type="dxa"/>
             <w:tcBorders>
               <w:top w:val="single" w:sz="4" w:space="0" w:color="000000"/>
               <w:left w:val="single" w:sz="4" w:space="0" w:color="000000"/>
@@ -1904,7 +2014,7 @@
         </w:tc>
         <w:tc>
           <w:tcPr>
-            <w:tcW w:w="3170" w:type="dxa"/>
+            <w:tcW w:w="3590" w:type="dxa"/>
             <w:tcBorders>
               <w:top w:val="single" w:sz="4" w:space="0" w:color="000000"/>
               <w:left w:val="single" w:sz="4" w:space="0" w:color="000000"/>
@@ -1927,21 +2037,31 @@
         </w:trPr>
         <w:tc>
           <w:tcPr>
-            <w:tcW w:w="1980" w:type="dxa"/>
-            <w:tcBorders>
-              <w:top w:val="single" w:sz="4" w:space="0" w:color="000000"/>
-              <w:left w:val="single" w:sz="4" w:space="0" w:color="000000"/>
-              <w:bottom w:val="single" w:sz="4" w:space="0" w:color="000000"/>
-              <w:right w:val="single" w:sz="4" w:space="0" w:color="000000"/>
-            </w:tcBorders>
-            <w:tcMar>
-              <w:top w:w="100" w:type="dxa"/>
-              <w:left w:w="100" w:type="dxa"/>
-              <w:bottom w:w="100" w:type="dxa"/>
-              <w:right w:w="100" w:type="dxa"/>
-            </w:tcMar>
-          </w:tcPr>
-          <w:p>
+            <w:tcW w:w="2127" w:type="dxa"/>
+            <w:tcBorders>
+              <w:top w:val="single" w:sz="4" w:space="0" w:color="000000"/>
+              <w:left w:val="single" w:sz="4" w:space="0" w:color="000000"/>
+              <w:bottom w:val="single" w:sz="4" w:space="0" w:color="000000"/>
+              <w:right w:val="single" w:sz="4" w:space="0" w:color="000000"/>
+            </w:tcBorders>
+            <w:tcMar>
+              <w:top w:w="100" w:type="dxa"/>
+              <w:left w:w="100" w:type="dxa"/>
+              <w:bottom w:w="100" w:type="dxa"/>
+              <w:right w:w="100" w:type="dxa"/>
+            </w:tcMar>
+          </w:tcPr>
+          <w:p>
+            <w:r>
+              <w:rPr>
+                <w:b/>
+                <w:bCs/>
+              </w:rPr>
+              <w:t>12.</w:t>
+            </w:r>
+            <w:r>
+              <w:t xml:space="preserve"> </w:t>
+            </w:r>
             <w:r>
               <w:t>SQL (Structured Query Language)</w:t>
             </w:r>
@@ -1949,7 +2069,7 @@
         </w:tc>
         <w:tc>
           <w:tcPr>
-            <w:tcW w:w="3685" w:type="dxa"/>
+            <w:tcW w:w="3969" w:type="dxa"/>
             <w:tcBorders>
               <w:top w:val="single" w:sz="4" w:space="0" w:color="000000"/>
               <w:left w:val="single" w:sz="4" w:space="0" w:color="000000"/>
@@ -1971,7 +2091,7 @@
         </w:tc>
         <w:tc>
           <w:tcPr>
-            <w:tcW w:w="3170" w:type="dxa"/>
+            <w:tcW w:w="3590" w:type="dxa"/>
             <w:tcBorders>
               <w:top w:val="single" w:sz="4" w:space="0" w:color="000000"/>
               <w:left w:val="single" w:sz="4" w:space="0" w:color="000000"/>
@@ -1994,21 +2114,31 @@
         </w:trPr>
         <w:tc>
           <w:tcPr>
-            <w:tcW w:w="1980" w:type="dxa"/>
-            <w:tcBorders>
-              <w:top w:val="single" w:sz="4" w:space="0" w:color="000000"/>
-              <w:left w:val="single" w:sz="4" w:space="0" w:color="000000"/>
-              <w:bottom w:val="single" w:sz="4" w:space="0" w:color="000000"/>
-              <w:right w:val="single" w:sz="4" w:space="0" w:color="000000"/>
-            </w:tcBorders>
-            <w:tcMar>
-              <w:top w:w="100" w:type="dxa"/>
-              <w:left w:w="100" w:type="dxa"/>
-              <w:bottom w:w="100" w:type="dxa"/>
-              <w:right w:w="100" w:type="dxa"/>
-            </w:tcMar>
-          </w:tcPr>
-          <w:p>
+            <w:tcW w:w="2127" w:type="dxa"/>
+            <w:tcBorders>
+              <w:top w:val="single" w:sz="4" w:space="0" w:color="000000"/>
+              <w:left w:val="single" w:sz="4" w:space="0" w:color="000000"/>
+              <w:bottom w:val="single" w:sz="4" w:space="0" w:color="000000"/>
+              <w:right w:val="single" w:sz="4" w:space="0" w:color="000000"/>
+            </w:tcBorders>
+            <w:tcMar>
+              <w:top w:w="100" w:type="dxa"/>
+              <w:left w:w="100" w:type="dxa"/>
+              <w:bottom w:w="100" w:type="dxa"/>
+              <w:right w:w="100" w:type="dxa"/>
+            </w:tcMar>
+          </w:tcPr>
+          <w:p>
+            <w:r>
+              <w:rPr>
+                <w:b/>
+                <w:bCs/>
+              </w:rPr>
+              <w:t>13.</w:t>
+            </w:r>
+            <w:r>
+              <w:t xml:space="preserve"> </w:t>
+            </w:r>
             <w:r>
               <w:t>UI (User Interface)</w:t>
             </w:r>
@@ -2016,7 +2146,7 @@
         </w:tc>
         <w:tc>
           <w:tcPr>
-            <w:tcW w:w="3685" w:type="dxa"/>
+            <w:tcW w:w="3969" w:type="dxa"/>
             <w:tcBorders>
               <w:top w:val="single" w:sz="4" w:space="0" w:color="000000"/>
               <w:left w:val="single" w:sz="4" w:space="0" w:color="000000"/>
@@ -2038,7 +2168,7 @@
         </w:tc>
         <w:tc>
           <w:tcPr>
-            <w:tcW w:w="3170" w:type="dxa"/>
+            <w:tcW w:w="3590" w:type="dxa"/>
             <w:tcBorders>
               <w:top w:val="single" w:sz="4" w:space="0" w:color="000000"/>
               <w:left w:val="single" w:sz="4" w:space="0" w:color="000000"/>
@@ -2061,21 +2191,31 @@
         </w:trPr>
         <w:tc>
           <w:tcPr>
-            <w:tcW w:w="1980" w:type="dxa"/>
-            <w:tcBorders>
-              <w:top w:val="single" w:sz="4" w:space="0" w:color="000000"/>
-              <w:left w:val="single" w:sz="4" w:space="0" w:color="000000"/>
-              <w:bottom w:val="single" w:sz="4" w:space="0" w:color="000000"/>
-              <w:right w:val="single" w:sz="4" w:space="0" w:color="000000"/>
-            </w:tcBorders>
-            <w:tcMar>
-              <w:top w:w="100" w:type="dxa"/>
-              <w:left w:w="100" w:type="dxa"/>
-              <w:bottom w:w="100" w:type="dxa"/>
-              <w:right w:w="100" w:type="dxa"/>
-            </w:tcMar>
-          </w:tcPr>
-          <w:p>
+            <w:tcW w:w="2127" w:type="dxa"/>
+            <w:tcBorders>
+              <w:top w:val="single" w:sz="4" w:space="0" w:color="000000"/>
+              <w:left w:val="single" w:sz="4" w:space="0" w:color="000000"/>
+              <w:bottom w:val="single" w:sz="4" w:space="0" w:color="000000"/>
+              <w:right w:val="single" w:sz="4" w:space="0" w:color="000000"/>
+            </w:tcBorders>
+            <w:tcMar>
+              <w:top w:w="100" w:type="dxa"/>
+              <w:left w:w="100" w:type="dxa"/>
+              <w:bottom w:w="100" w:type="dxa"/>
+              <w:right w:w="100" w:type="dxa"/>
+            </w:tcMar>
+          </w:tcPr>
+          <w:p>
+            <w:r>
+              <w:rPr>
+                <w:b/>
+                <w:bCs/>
+              </w:rPr>
+              <w:t>14.</w:t>
+            </w:r>
+            <w:r>
+              <w:t xml:space="preserve"> </w:t>
+            </w:r>
             <w:r>
               <w:t>Validation</w:t>
             </w:r>
@@ -2083,7 +2223,7 @@
         </w:tc>
         <w:tc>
           <w:tcPr>
-            <w:tcW w:w="3685" w:type="dxa"/>
+            <w:tcW w:w="3969" w:type="dxa"/>
             <w:tcBorders>
               <w:top w:val="single" w:sz="4" w:space="0" w:color="000000"/>
               <w:left w:val="single" w:sz="4" w:space="0" w:color="000000"/>
@@ -2105,7 +2245,7 @@
         </w:tc>
         <w:tc>
           <w:tcPr>
-            <w:tcW w:w="3170" w:type="dxa"/>
+            <w:tcW w:w="3590" w:type="dxa"/>
             <w:tcBorders>
               <w:top w:val="single" w:sz="4" w:space="0" w:color="000000"/>
               <w:left w:val="single" w:sz="4" w:space="0" w:color="000000"/>
@@ -2128,21 +2268,31 @@
         </w:trPr>
         <w:tc>
           <w:tcPr>
-            <w:tcW w:w="1980" w:type="dxa"/>
-            <w:tcBorders>
-              <w:top w:val="single" w:sz="4" w:space="0" w:color="000000"/>
-              <w:left w:val="single" w:sz="4" w:space="0" w:color="000000"/>
-              <w:bottom w:val="single" w:sz="4" w:space="0" w:color="000000"/>
-              <w:right w:val="single" w:sz="4" w:space="0" w:color="000000"/>
-            </w:tcBorders>
-            <w:tcMar>
-              <w:top w:w="100" w:type="dxa"/>
-              <w:left w:w="100" w:type="dxa"/>
-              <w:bottom w:w="100" w:type="dxa"/>
-              <w:right w:w="100" w:type="dxa"/>
-            </w:tcMar>
-          </w:tcPr>
-          <w:p>
+            <w:tcW w:w="2127" w:type="dxa"/>
+            <w:tcBorders>
+              <w:top w:val="single" w:sz="4" w:space="0" w:color="000000"/>
+              <w:left w:val="single" w:sz="4" w:space="0" w:color="000000"/>
+              <w:bottom w:val="single" w:sz="4" w:space="0" w:color="000000"/>
+              <w:right w:val="single" w:sz="4" w:space="0" w:color="000000"/>
+            </w:tcBorders>
+            <w:tcMar>
+              <w:top w:w="100" w:type="dxa"/>
+              <w:left w:w="100" w:type="dxa"/>
+              <w:bottom w:w="100" w:type="dxa"/>
+              <w:right w:w="100" w:type="dxa"/>
+            </w:tcMar>
+          </w:tcPr>
+          <w:p>
+            <w:r>
+              <w:rPr>
+                <w:b/>
+                <w:bCs/>
+              </w:rPr>
+              <w:t>15.</w:t>
+            </w:r>
+            <w:r>
+              <w:t xml:space="preserve"> </w:t>
+            </w:r>
             <w:r>
               <w:t>XML (eXtensible Markup Language)</w:t>
             </w:r>
@@ -2150,7 +2300,7 @@
         </w:tc>
         <w:tc>
           <w:tcPr>
-            <w:tcW w:w="3685" w:type="dxa"/>
+            <w:tcW w:w="3969" w:type="dxa"/>
             <w:tcBorders>
               <w:top w:val="single" w:sz="4" w:space="0" w:color="000000"/>
               <w:left w:val="single" w:sz="4" w:space="0" w:color="000000"/>
@@ -2172,7 +2322,7 @@
         </w:tc>
         <w:tc>
           <w:tcPr>
-            <w:tcW w:w="3170" w:type="dxa"/>
+            <w:tcW w:w="3590" w:type="dxa"/>
             <w:tcBorders>
               <w:top w:val="single" w:sz="4" w:space="0" w:color="000000"/>
               <w:left w:val="single" w:sz="4" w:space="0" w:color="000000"/>
@@ -2775,6 +2925,7 @@
   <w:style w:type="character" w:default="1" w:styleId="DefaultParagraphFont">
     <w:name w:val="Default Paragraph Font"/>
     <w:uiPriority w:val="1"/>
+    <w:semiHidden/>
     <w:unhideWhenUsed/>
   </w:style>
   <w:style w:type="table" w:default="1" w:styleId="TableNormal">
@@ -2855,6 +3006,17 @@
       <w:tblStyleRowBandSize w:val="1"/>
       <w:tblStyleColBandSize w:val="1"/>
     </w:tblPr>
+  </w:style>
+  <w:style w:type="paragraph" w:styleId="ListParagraph">
+    <w:name w:val="List Paragraph"/>
+    <w:basedOn w:val="Normal"/>
+    <w:uiPriority w:val="34"/>
+    <w:qFormat/>
+    <w:rsid w:val="00EB3DF5"/>
+    <w:pPr>
+      <w:ind w:left="720"/>
+      <w:contextualSpacing/>
+    </w:pPr>
   </w:style>
 </w:styles>
 </file>

--- a/docs/03 Glossary.docx
+++ b/docs/03 Glossary.docx
@@ -149,7 +149,16 @@
           <w:sz w:val="28"/>
           <w:szCs w:val="28"/>
         </w:rPr>
-        <w:t>1.0</w:t>
+        <w:t>2</w:t>
+      </w:r>
+      <w:r>
+        <w:rPr>
+          <w:b/>
+          <w:bCs/>
+          <w:sz w:val="28"/>
+          <w:szCs w:val="28"/>
+        </w:rPr>
+        <w:t>.0</w:t>
       </w:r>
     </w:p>
     <w:p/>
@@ -476,7 +485,7 @@
               <w:spacing w:before="240" w:after="240"/>
             </w:pPr>
             <w:r>
-              <w:t xml:space="preserve"> </w:t>
+              <w:t>16/05/2026</w:t>
             </w:r>
           </w:p>
         </w:tc>
@@ -501,6 +510,9 @@
               <w:spacing w:before="240" w:after="240"/>
             </w:pPr>
             <w:r>
+              <w:t>2.0</w:t>
+            </w:r>
+            <w:r>
               <w:t xml:space="preserve"> </w:t>
             </w:r>
           </w:p>
@@ -526,6 +538,9 @@
               <w:spacing w:before="240" w:after="240"/>
             </w:pPr>
             <w:r>
+              <w:t>Final version</w:t>
+            </w:r>
+            <w:r>
               <w:t xml:space="preserve"> </w:t>
             </w:r>
           </w:p>
@@ -550,6 +565,12 @@
             <w:pPr>
               <w:spacing w:before="240" w:after="240"/>
             </w:pPr>
+            <w:r>
+              <w:rPr>
+                <w:lang w:val="en-US"/>
+              </w:rPr>
+              <w:t>Muleș Alexandru</w:t>
+            </w:r>
             <w:r>
               <w:t xml:space="preserve"> </w:t>
             </w:r>
